--- a/workflows/monthly-reputation-report-flow/out/月度口碑报告.docx
+++ b/workflows/monthly-reputation-report-flow/out/月度口碑报告.docx
@@ -955,7 +955,7 @@
         <w:pStyle w:val="ListBullet"/>
       </w:pPr>
       <w:r>
-        <w:t>数据截至 2026-09-30；竞店口径：平台公开榜单，人工抄录需注日期</w:t>
+        <w:t>数据截至 2026-10-03；竞店口径：平台公开榜单，人工抄录需注日期</w:t>
       </w:r>
     </w:p>
     <w:tbl>

--- a/workflows/monthly-reputation-report-flow/out/月度口碑报告.docx
+++ b/workflows/monthly-reputation-report-flow/out/月度口碑报告.docx
@@ -955,7 +955,7 @@
         <w:pStyle w:val="ListBullet"/>
       </w:pPr>
       <w:r>
-        <w:t>数据截至 2026-10-03；竞店口径：平台公开榜单，人工抄录需注日期</w:t>
+        <w:t>数据截至 2026-10-04；竞店口径：平台公开榜单，人工抄录需注日期</w:t>
       </w:r>
     </w:p>
     <w:tbl>
